--- a/Contribution & AI Usage.docx
+++ b/Contribution & AI Usage.docx
@@ -21,16 +21,13 @@
         <w:t xml:space="preserve">. Sebas then went over the draft and applied some fixes and </w:t>
       </w:r>
       <w:r>
-        <w:t>refactorizations. He also added comments and other documentation to the code</w:t>
-      </w:r>
-      <w:r>
-        <w:t xml:space="preserve"> and checked the output for correctness</w:t>
-      </w:r>
-      <w:r>
-        <w:t>.</w:t>
-      </w:r>
-      <w:r>
-        <w:t xml:space="preserve"> Together, we then went over the completed implementation and discussed exceptions / edge cases. We </w:t>
+        <w:t xml:space="preserve">refactorizations. </w:t>
+      </w:r>
+      <w:r>
+        <w:t xml:space="preserve">Then, Sebas decided to work on more complicated 5-grams for research purposes. And demonstrated the results to Ivan. </w:t>
+      </w:r>
+      <w:r>
+        <w:t xml:space="preserve">Together, we then went over the completed implementation and discussed exceptions / edge cases. We </w:t>
       </w:r>
       <w:r>
         <w:t>applied some small fixes and handed it in together.</w:t>
@@ -73,7 +70,13 @@
         <w:t>.</w:t>
       </w:r>
       <w:r>
-        <w:t xml:space="preserve"> For the latter use-case, a </w:t>
+        <w:t xml:space="preserve"> </w:t>
+      </w:r>
+      <w:r>
+        <w:t xml:space="preserve">As well as the code cleaning for the final hand in. </w:t>
+      </w:r>
+      <w:r>
+        <w:t xml:space="preserve">For the latter use-case, a </w:t>
       </w:r>
       <w:r>
         <w:t>typical prompt was</w:t>
@@ -93,12 +96,21 @@
       <w:r>
         <w:t>“</w:t>
       </w:r>
+      <w:proofErr w:type="gramStart"/>
       <w:r>
         <w:rPr>
           <w:i/>
           <w:iCs/>
         </w:rPr>
-        <w:t xml:space="preserve">how can i make it so that getting from a </w:t>
+        <w:t>how</w:t>
+      </w:r>
+      <w:proofErr w:type="gramEnd"/>
+      <w:r>
+        <w:rPr>
+          <w:i/>
+          <w:iCs/>
+        </w:rPr>
+        <w:t xml:space="preserve"> can i make it so that getting from a </w:t>
       </w:r>
       <w:proofErr w:type="spellStart"/>
       <w:r>
@@ -139,21 +151,7 @@
           <w:i/>
           <w:iCs/>
         </w:rPr>
-        <w:t xml:space="preserve">I want scrape links from a website but only the ones below a certain header. how can i do </w:t>
-      </w:r>
-      <w:r>
-        <w:rPr>
-          <w:i/>
-          <w:iCs/>
-        </w:rPr>
-        <w:t>th</w:t>
-      </w:r>
-      <w:r>
-        <w:rPr>
-          <w:i/>
-          <w:iCs/>
-        </w:rPr>
-        <w:t>at?</w:t>
+        <w:t>I want scrape links from a website but only the ones below a certain header. how can i do that?</w:t>
       </w:r>
       <w:r>
         <w:t>”</w:t>
@@ -173,12 +171,21 @@
       <w:r>
         <w:t>“</w:t>
       </w:r>
+      <w:proofErr w:type="gramStart"/>
       <w:r>
         <w:rPr>
           <w:i/>
           <w:iCs/>
         </w:rPr>
-        <w:t xml:space="preserve">the downloaded plaintexts have some </w:t>
+        <w:t>the</w:t>
+      </w:r>
+      <w:proofErr w:type="gramEnd"/>
+      <w:r>
+        <w:rPr>
+          <w:i/>
+          <w:iCs/>
+        </w:rPr>
+        <w:t xml:space="preserve"> downloaded plaintexts have some </w:t>
       </w:r>
       <w:proofErr w:type="spellStart"/>
       <w:r>
@@ -1065,6 +1072,7 @@
   <w:style w:type="character" w:default="1" w:styleId="DefaultParagraphFont">
     <w:name w:val="Default Paragraph Font"/>
     <w:uiPriority w:val="1"/>
+    <w:semiHidden/>
     <w:unhideWhenUsed/>
   </w:style>
   <w:style w:type="table" w:default="1" w:styleId="TableNormal">
